--- a/HCM_KS25_CNTT6_TranThiKimNgan_3docx.docx
+++ b/HCM_KS25_CNTT6_TranThiKimNgan_3docx.docx
@@ -1669,8 +1669,6 @@
         </w:rPr>
         <w:t xml:space="preserve">Thiết lập mối quan hệ &amp;  Multiplicity giữa các Class </w:t>
       </w:r>
-      <w:bookmarkStart w:id="0" w:name="_GoBack"/>
-      <w:bookmarkEnd w:id="0"/>
     </w:p>
     <w:p>
       <w:pPr>
@@ -1774,6 +1772,59 @@
         </w:rPr>
         <w:t>Vẽ Sequence Diagram - Use Case “Đặt món ăn”</w:t>
       </w:r>
+    </w:p>
+    <w:p>
+      <w:pPr>
+        <w:rPr>
+          <w:rFonts w:hint="default"/>
+          <w:lang w:val="vi-VN"/>
+        </w:rPr>
+      </w:pPr>
+      <w:r>
+        <w:drawing>
+          <wp:inline distT="0" distB="0" distL="114300" distR="114300">
+            <wp:extent cx="5270500" cy="4806950"/>
+            <wp:effectExtent l="0" t="0" r="2540" b="8890"/>
+            <wp:docPr id="4" name="Picture 4"/>
+            <wp:cNvGraphicFramePr>
+              <a:graphicFrameLocks xmlns:a="http://schemas.openxmlformats.org/drawingml/2006/main" noChangeAspect="1"/>
+            </wp:cNvGraphicFramePr>
+            <a:graphic xmlns:a="http://schemas.openxmlformats.org/drawingml/2006/main">
+              <a:graphicData uri="http://schemas.openxmlformats.org/drawingml/2006/picture">
+                <pic:pic xmlns:pic="http://schemas.openxmlformats.org/drawingml/2006/picture">
+                  <pic:nvPicPr>
+                    <pic:cNvPr id="4" name="Picture 4"/>
+                    <pic:cNvPicPr>
+                      <a:picLocks noChangeAspect="1"/>
+                    </pic:cNvPicPr>
+                  </pic:nvPicPr>
+                  <pic:blipFill>
+                    <a:blip r:embed="rId6"/>
+                    <a:stretch>
+                      <a:fillRect/>
+                    </a:stretch>
+                  </pic:blipFill>
+                  <pic:spPr>
+                    <a:xfrm>
+                      <a:off x="0" y="0"/>
+                      <a:ext cx="5270500" cy="4806950"/>
+                    </a:xfrm>
+                    <a:prstGeom prst="rect">
+                      <a:avLst/>
+                    </a:prstGeom>
+                    <a:noFill/>
+                    <a:ln>
+                      <a:noFill/>
+                    </a:ln>
+                  </pic:spPr>
+                </pic:pic>
+              </a:graphicData>
+            </a:graphic>
+          </wp:inline>
+        </w:drawing>
+      </w:r>
+      <w:bookmarkStart w:id="0" w:name="_GoBack"/>
+      <w:bookmarkEnd w:id="0"/>
     </w:p>
     <w:sectPr>
       <w:pgSz w:w="11906" w:h="16838"/>
